--- a/ada_koch/libro_2/El_hombre_de_al_lado_borrador_completo.docx
+++ b/ada_koch/libro_2/El_hombre_de_al_lado_borrador_completo.docx
@@ -8809,6 +8809,70 @@
         <w:t xml:space="preserve">Volví al faro con la empanada en el asiento de al lado y la frase dando vueltas, sin saber si hablaba de Álvaro o de otra cosa.</w:t>
       </w:r>
     </w:p>
+    <w:p>
+      <w:pPr>
+        <w:pStyle w:val="BodyText"/>
+      </w:pPr>
+      <w:r>
+        <w:t xml:space="preserve">En la curva de la gasolinera, a la salida del pueblo, había un coche parado en el arcén con el motor en marcha.</w:t>
+      </w:r>
+    </w:p>
+    <w:p>
+      <w:pPr>
+        <w:pStyle w:val="BodyText"/>
+      </w:pPr>
+      <w:r>
+        <w:t xml:space="preserve">Un BMW gris oscuro. Con los cristales de atrás tintados y el tubo de escape echando un humo blanco, quieto, en el aire frío.</w:t>
+      </w:r>
+    </w:p>
+    <w:p>
+      <w:pPr>
+        <w:pStyle w:val="BodyText"/>
+      </w:pPr>
+      <w:r>
+        <w:t xml:space="preserve">No lo miré al pasar. Lo miré por el retrovisor.</w:t>
+      </w:r>
+    </w:p>
+    <w:p>
+      <w:pPr>
+        <w:pStyle w:val="BodyText"/>
+      </w:pPr>
+      <w:r>
+        <w:t xml:space="preserve">En el parachoques de atrás, a la izquierda, tenía una abolladura. Pequeña, con la pintura saltada en forma de uña. La que le hice yo, una noche de lluvia, al dar marcha atrás contra una columna del garaje de la calle Ibiza. La que me costó dos semanas sin poder coger el coche y una conversación en la cocina que no quiero recordar.</w:t>
+      </w:r>
+    </w:p>
+    <w:p>
+      <w:pPr>
+        <w:pStyle w:val="BodyText"/>
+      </w:pPr>
+      <w:r>
+        <w:t xml:space="preserve">No podía ser. Hay miles de coches grises. Hay miles de abolladuras.</w:t>
+      </w:r>
+    </w:p>
+    <w:p>
+      <w:pPr>
+        <w:pStyle w:val="BodyText"/>
+      </w:pPr>
+      <w:r>
+        <w:t xml:space="preserve">Pisé el freno sin querer. El coche de atrás se puso en marcha. Despacio. Sin intermitente. Me adelantó en la recta de los eucaliptos, sin prisa, y por la ventanilla del conductor, que era la única sin tintar, vi un codo con la manga de un abrigo azul marino. Nada más. Un codo.</w:t>
+      </w:r>
+    </w:p>
+    <w:p>
+      <w:pPr>
+        <w:pStyle w:val="BodyText"/>
+      </w:pPr>
+      <w:r>
+        <w:t xml:space="preserve">Se perdió hacia Cee.</w:t>
+      </w:r>
+    </w:p>
+    <w:p>
+      <w:pPr>
+        <w:pStyle w:val="BodyText"/>
+      </w:pPr>
+      <w:r>
+        <w:t xml:space="preserve">Aparqué en la explanada del faro y me quedé dentro del coche con las manos en el volante hasta que la empanada se enfrió. No se lo conté a Julian. No se lo conté a nadie. Me dije que no había visto la matrícula. Era verdad. No la había querido ver.</w:t>
+      </w:r>
+    </w:p>
     <w:bookmarkStart w:id="44" w:name="maruxa-costa-da-morte-octubre-de-1983"/>
     <w:p>
       <w:pPr>
@@ -12497,7 +12561,7 @@
         <w:pStyle w:val="BodyText"/>
       </w:pPr>
       <w:r>
-        <w:t xml:space="preserve">—Eu sei o que é iso, Ada —dijo mi madre. Y le temblaba la voz—. Eu tamén vin cousas. Cando tiña a túa idade. Cando se foi teu pai. Eu tamén vin cousas que non estaban.</w:t>
+        <w:t xml:space="preserve">—Eu sei o que é iso, Ada —dijo mi madre. Y le temblaba la voz—. Eu tamén vin cousas. Cando era rapaza. E outra vez cando se foi teu pai. Eu tamén vin cousas que non estaban.</w:t>
       </w:r>
     </w:p>
     <w:p>
@@ -12530,6 +12594,70 @@
       </w:pPr>
       <w:r>
         <w:t xml:space="preserve">Estás enferma. Como yo. No es culpa tuya. Ven a casa. Yo te cuido.</w:t>
+      </w:r>
+    </w:p>
+    <w:p>
+      <w:pPr>
+        <w:pStyle w:val="BodyText"/>
+      </w:pPr>
+      <w:r>
+        <w:t xml:space="preserve">Y luego, sin venir a cuento, con otra voz, una voz pequeña, de niña que pregunta la hora:</w:t>
+      </w:r>
+    </w:p>
+    <w:p>
+      <w:pPr>
+        <w:pStyle w:val="BodyText"/>
+      </w:pPr>
+      <w:r>
+        <w:t xml:space="preserve">—Ada. ¿Segue apagada a lanterna?</w:t>
+      </w:r>
+    </w:p>
+    <w:p>
+      <w:pPr>
+        <w:pStyle w:val="BodyText"/>
+      </w:pPr>
+      <w:r>
+        <w:t xml:space="preserve">—¿Qué?</w:t>
+      </w:r>
+    </w:p>
+    <w:p>
+      <w:pPr>
+        <w:pStyle w:val="BodyText"/>
+      </w:pPr>
+      <w:r>
+        <w:t xml:space="preserve">—A do faro vello. A de arriba. ¿Segue apagada?</w:t>
+      </w:r>
+    </w:p>
+    <w:p>
+      <w:pPr>
+        <w:pStyle w:val="BodyText"/>
+      </w:pPr>
+      <w:r>
+        <w:t xml:space="preserve">—Claro que sí, mamá. Desde el ochenta y siete.</w:t>
+      </w:r>
+    </w:p>
+    <w:p>
+      <w:pPr>
+        <w:pStyle w:val="BodyText"/>
+      </w:pPr>
+      <w:r>
+        <w:t xml:space="preserve">Un silencio largo. Su respiración. El ruido de una persiana, allá en Santiago, que alguien bajaba un poco más.</w:t>
+      </w:r>
+    </w:p>
+    <w:p>
+      <w:pPr>
+        <w:pStyle w:val="BodyText"/>
+      </w:pPr>
+      <w:r>
+        <w:t xml:space="preserve">—Ah —dijo—. Ben.</w:t>
+      </w:r>
+    </w:p>
+    <w:p>
+      <w:pPr>
+        <w:pStyle w:val="BodyText"/>
+      </w:pPr>
+      <w:r>
+        <w:t xml:space="preserve">Y volvió a lo del médico, a lo de Santiago, a lo de que estaba enferma, como si no hubiera preguntado nada.</w:t>
       </w:r>
     </w:p>
     <w:p>
@@ -13370,7 +13498,7 @@
         <w:pStyle w:val="BodyText"/>
       </w:pPr>
       <w:r>
-        <w:t xml:space="preserve">Lo supe antes de abrir los ojos dentro del sueño, por la luz. Una luz blanca, enorme, que pasaba por encima de mis párpados cerrados cada pocos segundos, de izquierda a derecha, y se iba, y volvía. Como pasa la luz de un faro por una habitación de la costa en las películas. Como no ha pasado nunca por mi habitación, porque mi faro lleva apagado desde antes de que yo naciera.</w:t>
+        <w:t xml:space="preserve">Lo supe antes de abrir los ojos dentro del sueño, por la luz. Una luz blanca, enorme, que pasaba por encima de mis párpados cerrados cada pocos segundos, de izquierda a derecha, y se iba, y volvía. Como no ha pasado nunca por mi habitación, porque mi faro lleva apagado desde antes de que yo naciera.</w:t>
       </w:r>
     </w:p>
     <w:p>
@@ -13472,7 +13600,7 @@
         <w:pStyle w:val="FirstParagraph"/>
       </w:pPr>
       <w:r>
-        <w:t xml:space="preserve">No voy a contar todo. No porque no me acuerde. Me acuerdo de todo. De cada segundo. Me acuerdo con el cuerpo, que es la memoria que no se puede borrar.</w:t>
+        <w:t xml:space="preserve">No voy a contar todo. Me acuerdo con el cuerpo, que es la memoria que no se puede borrar.</w:t>
       </w:r>
     </w:p>
     <w:p>
@@ -13781,7 +13909,7 @@
         <w:pStyle w:val="BodyText"/>
       </w:pPr>
       <w:r>
-        <w:t xml:space="preserve">No fue como en el sofá. En el sofá lo miré hasta el final. Me agarré a su cara como a una barandilla. Me obligué a tener los ojos abiertos, a ver su cara, a decir su nombre en voz alta dos veces para no olvidarme de quién era.</w:t>
+        <w:t xml:space="preserve">No fue como en el sofá. En el sofá lo miré hasta el final y dije su nombre en voz alta dos veces para no olvidarme de quién era.</w:t>
       </w:r>
     </w:p>
     <w:p>
@@ -13886,7 +14014,7 @@
         <w:pStyle w:val="BodyText"/>
       </w:pPr>
       <w:r>
-        <w:t xml:space="preserve">Tenía dieciocho años. Llevaba mi vestido, arreglado por una modista de Cee, con la cintura metida y las mangas cortadas. Estaba guapísima. Estaba seria. Sonrió dos veces en toda la ceremonia, y las dos veces mirándolo a él.</w:t>
+        <w:t xml:space="preserve">Tenía diecisiete años. Llevaba mi vestido, arreglado por una modista de Cee, con la cintura metida y las mangas cortadas. Estaba guapísima. Estaba seria. Sonrió dos veces en toda la ceremonia, y las dos veces mirándolo a él.</w:t>
       </w:r>
     </w:p>
     <w:p>
@@ -14254,7 +14382,7 @@
         <w:pStyle w:val="BodyText"/>
       </w:pPr>
       <w:r>
-        <w:t xml:space="preserve">No lo preguntó. No me ofreció. Lo dijo como dice la hora de la marea.</w:t>
+        <w:t xml:space="preserve">Lo dijo como dice la hora de la marea.</w:t>
       </w:r>
     </w:p>
     <w:p>
@@ -14330,7 +14458,7 @@
         <w:pStyle w:val="BodyText"/>
       </w:pPr>
       <w:r>
-        <w:t xml:space="preserve">Y nos quedamos allí. En el silencio de después del motor, que es un silencio distinto, más espeso, como el de una habitación donde alguien acaba de dejar de hablar.</w:t>
+        <w:t xml:space="preserve">Y nos quedamos allí, en el silencio espeso de después del motor.</w:t>
       </w:r>
     </w:p>
     <w:p>
@@ -14957,7 +15085,7 @@
         <w:pStyle w:val="BodyText"/>
       </w:pPr>
       <w:r>
-        <w:t xml:space="preserve">Y supe, sin que nadie me lo dijera, mirando aquel antebrazo limpio en el papel amarillento, que ella había querido saber si podía hacer con él lo que hizo conmigo.</w:t>
+        <w:t xml:space="preserve">Si podía hacer con él lo que hizo conmigo.</w:t>
       </w:r>
     </w:p>
     <w:p>
@@ -15697,7 +15825,7 @@
         <w:pStyle w:val="BodyText"/>
       </w:pPr>
       <w:r>
-        <w:t xml:space="preserve">La noche anterior no había decidido nada. Me había quedado en la galería hasta las tres con el PDF abierto en el móvil, leyendo la cláusula tercera una y otra vez.</w:t>
+        <w:t xml:space="preserve">La noche anterior me había quedado en la galería hasta las tres con el PDF abierto en el móvil, leyendo la cláusula tercera una y otra vez.</w:t>
       </w:r>
       <w:r>
         <w:t xml:space="preserve"> </w:t>
@@ -16768,7 +16896,7 @@
         <w:pStyle w:val="BodyText"/>
       </w:pPr>
       <w:r>
-        <w:t xml:space="preserve">Y supe, antes de que dijera nada, por cómo me miró, que había llegado tarde. Que no era una cosa que estuviera pensando. Que era una cosa pensada. Con la mochila hecha y el saco atado y la etiqueta de la tienda colgando.</w:t>
+        <w:t xml:space="preserve">Y supe, antes de que dijera nada, por cómo me miró, que había llegado tarde. Que no era una cosa que estuviera pensando. Que era una cosa pensada.</w:t>
       </w:r>
     </w:p>
     <w:p>
@@ -16791,7 +16919,7 @@
         <w:pStyle w:val="BodyText"/>
       </w:pPr>
       <w:r>
-        <w:t xml:space="preserve">Así, desde la puerta, sin aire, sin quitarme el abrigo. Sin pensar en cómo sonaba. Lo dije porque llevaba cuatro kilómetros diciéndolo por dentro y ya no me cabía.</w:t>
+        <w:t xml:space="preserve">Así, desde la puerta, sin aire. Llevaba cuatro kilómetros diciéndolo por dentro y ya no me cabía.</w:t>
       </w:r>
     </w:p>
     <w:p>
@@ -17704,7 +17832,7 @@
         <w:pStyle w:val="BodyText"/>
       </w:pPr>
       <w:r>
-        <w:t xml:space="preserve">Desde allí se veía el muelle. La lonja. La pared de la lonja, gris, con una mancha más oscura a la altura de un hombre que a lo mejor era humedad y a lo mejor no. El noray donde Brais se había sentado a esperar. Vacío.</w:t>
+        <w:t xml:space="preserve">Desde allí se veía el muelle. La lonja. La pared blanca de la lonja, con una mancha más oscura a la altura de una cabeza que a lo mejor era humedad y a lo mejor no. El noray donde Brais se había sentado a esperar. Vacío.</w:t>
       </w:r>
     </w:p>
     <w:p>
@@ -18258,7 +18386,7 @@
         <w:pStyle w:val="BodyText"/>
       </w:pPr>
       <w:r>
-        <w:t xml:space="preserve">Miré por la ventana. El faro estaba allí arriba, oscuro, con su torrecilla automática al lado parpadeando cada cinco segundos, verde, como un tic. Como un corazón que ya no es el suyo.</w:t>
+        <w:t xml:space="preserve">Miré por la ventana. El faro estaba allí arriba, oscuro, con su torreta automática al lado parpadeando cada cinco segundos, blanca, fría, como un tic. Como un corazón que ya no es el suyo.</w:t>
       </w:r>
     </w:p>
     <w:p>
@@ -18512,7 +18640,7 @@
         <w:pStyle w:val="BodyText"/>
       </w:pPr>
       <w:r>
-        <w:t xml:space="preserve">Me contó que cuando vio la mano de aquel hombre en el brazo de Ada no pensó. Que no hubo un momento en que decidiera nada. Que estaba en la puerta de la lonja y de repente tenía al hombre contra la pared y no recordaba haber cruzado el muelle. Que lo primero que pensó, con el hombre ya contra la pared, fue en su padre. En su padre haciendo lo mismo, en ese mismo muelle, contra esa misma pared, cuando él tenía once años y lo miraba desde la puerta del bar con un Cola Cao en la mano.</w:t>
+        <w:t xml:space="preserve">Me contó que cuando vio la mano de aquel hombre en el brazo de Ada no pensó. Que no hubo un momento en que decidiera nada. Que estaba en la puerta de la lonja y de repente tenía al hombre contra la pared y no recordaba haber cruzado el muelle. Que lo primero que pensó, con el hombre ya contra la pared, fue en su padre. En su padre haciendo lo mismo, en ese mismo muelle, contra esa misma pared, cuando él tenía doce años y lo miraba desde la puerta de la lonja. Solo que su padre había sabido parar.</w:t>
       </w:r>
     </w:p>
     <w:p>
@@ -18615,7 +18743,7 @@
         <w:pStyle w:val="FirstParagraph"/>
       </w:pPr>
       <w:r>
-        <w:t xml:space="preserve">Yo podría haberme enfadado. Lo sé. Lo he pensado después, muchas veces, en el camino. Que un hombre de verdad, un hombre de los que salen en las películas que ve Ada, se habría levantado de la caja de pescado y le habría dado un puñetazo. O se habría ido sin decir nada. O le habría dicho que no volviera a acercarse a ella.</w:t>
+        <w:t xml:space="preserve">Yo podría haberme enfadado. Un hombre de los que salen en las películas que ve Ada se habría levantado de la caja de pescado y le habría dado un puñetazo.</w:t>
       </w:r>
     </w:p>
     <w:p>
@@ -18687,7 +18815,7 @@
         <w:pStyle w:val="BodyText"/>
       </w:pPr>
       <w:r>
-        <w:t xml:space="preserve">Y lloró. Un hombre de ese tamaño, con esos brazos, en la cubierta de su barco, a las diez de la mañana, con una lata de cerveza en la mano buena. Lloró como lloran los hombres que no saben, con la boca cerrada y los hombros, haciendo un ruido como de motor que no arranca.</w:t>
+        <w:t xml:space="preserve">Y lloró. Un hombre de ese tamaño, en la cubierta de su barco, a las diez de la mañana. Lloró como lloran los hombres que no saben, con la boca cerrada y los hombros, haciendo un ruido como de motor que no arranca.</w:t>
       </w:r>
     </w:p>
     <w:p>
@@ -19259,7 +19387,7 @@
         <w:pStyle w:val="BodyText"/>
       </w:pPr>
       <w:r>
-        <w:t xml:space="preserve">No especifiqué. No dije dónde, ni cuándo, ni qué. Lo pregunté así, como se tira una piedra a un pozo para ver si tiene fondo.</w:t>
+        <w:t xml:space="preserve">No dije dónde, ni cuándo, ni qué. Lo pregunté como se tira una piedra a un pozo.</w:t>
       </w:r>
     </w:p>
     <w:p>
@@ -19306,7 +19434,7 @@
         <w:pStyle w:val="FirstParagraph"/>
       </w:pPr>
       <w:r>
-        <w:t xml:space="preserve">—Tenía quince años —dijo.</w:t>
+        <w:t xml:space="preserve">—Tenía catorce años. Iba a cumplir quince —dijo.</w:t>
       </w:r>
     </w:p>
     <w:p>
@@ -19322,7 +19450,7 @@
         <w:pStyle w:val="BodyText"/>
       </w:pPr>
       <w:r>
-        <w:t xml:space="preserve">—Fue el verano después de que se fuera el farero. El del ochenta y ocho. Ya habían puesto la luz automática, la torrecilla esa verde. El faro viejo estaba cerrado. Con un candado en la puerta. Sin nadie. Lo habían dejado así para que se cayera.</w:t>
+        <w:t xml:space="preserve">—Fue el verano después de que se fuera el farero. El del ochenta y ocho. Ya habían puesto la luz automática, la de la torreta de hierro. El faro viejo estaba cerrado. Con un candado en la puerta. Sin nadie. Lo habían dejado así para que se cayera.</w:t>
       </w:r>
     </w:p>
     <w:p>
@@ -19362,7 +19490,7 @@
         <w:pStyle w:val="BodyText"/>
       </w:pPr>
       <w:r>
-        <w:t xml:space="preserve">—¿La de la torrecilla?</w:t>
+        <w:t xml:space="preserve">—¿La de la torreta?</w:t>
       </w:r>
     </w:p>
     <w:p>
@@ -19547,7 +19675,7 @@
         <w:pStyle w:val="BodyText"/>
       </w:pPr>
       <w:r>
-        <w:t xml:space="preserve">Me atendió la guardia de las gafas. La misma que había esposado a Brais en el muelle. Me sentó en un despacho con un calendario de un taller de Vimianzo y un ficus de plástico, y me puso delante el documento que había mandado la abogada de Álvaro.</w:t>
+        <w:t xml:space="preserve">Me atendió el guardia de las gafas. El mismo que había esposado a Brais en el muelle. Me sentó en un despacho con un calendario de un taller de Vimianzo y un ficus de plástico, y me puso delante el documento que había mandado la abogada de Álvaro.</w:t>
       </w:r>
     </w:p>
     <w:p>
@@ -19591,7 +19719,7 @@
         <w:pStyle w:val="BodyText"/>
       </w:pPr>
       <w:r>
-        <w:t xml:space="preserve">La guardia asintió. No pareció sorprendida.</w:t>
+        <w:t xml:space="preserve">El guardia asintió. No pareció sorprendido.</w:t>
       </w:r>
     </w:p>
     <w:p>
@@ -19672,7 +19800,7 @@
         <w:pStyle w:val="BodyText"/>
       </w:pPr>
       <w:r>
-        <w:t xml:space="preserve">La guardia lo leyó al revés, desde su lado de la mesa.</w:t>
+        <w:t xml:space="preserve">El guardia lo leyó al revés, desde su lado de la mesa.</w:t>
       </w:r>
     </w:p>
     <w:p>
@@ -19735,7 +19863,7 @@
         <w:pStyle w:val="BodyText"/>
       </w:pPr>
       <w:r>
-        <w:t xml:space="preserve">—No lo defiende usted mucho —dijo la guardia, levantando la vista del teclado.</w:t>
+        <w:t xml:space="preserve">—No lo defiende usted mucho —dijo el guardia, levantando la vista del teclado.</w:t>
       </w:r>
     </w:p>
     <w:p>
@@ -20013,6 +20141,38 @@
       </w:r>
     </w:p>
     <w:p>
+      <w:pPr>
+        <w:pStyle w:val="BodyText"/>
+      </w:pPr>
+      <w:r>
+        <w:t xml:space="preserve">Esa noche Elisa no volvió a Santiago.</w:t>
+      </w:r>
+    </w:p>
+    <w:p>
+      <w:pPr>
+        <w:pStyle w:val="BodyText"/>
+      </w:pPr>
+      <w:r>
+        <w:t xml:space="preserve">No lo dijo. No lo preguntó. Fregué las tazas, y cuando me di la vuelta ya había subido a su cuarto de niña, el del tejado del alpendre, el que yo nunca he cambiado. Oí cómo abría la ventana. La ventana por la que se escapaba.</w:t>
+      </w:r>
+    </w:p>
+    <w:p>
+      <w:pPr>
+        <w:pStyle w:val="BodyText"/>
+      </w:pPr>
+      <w:r>
+        <w:t xml:space="preserve">A la mañana siguiente la encontré en la cocina a las siete, con mi bata puesta y un café en las manos, sentada en mi silla. Mirando el faro. Sin gafas.</w:t>
+      </w:r>
+    </w:p>
+    <w:p>
+      <w:pPr>
+        <w:pStyle w:val="BodyText"/>
+      </w:pPr>
+      <w:r>
+        <w:t xml:space="preserve">No le dije que se levantara. Me senté en la otra.</w:t>
+      </w:r>
+    </w:p>
+    <w:p>
       <w:r>
         <w:br w:type="page"/>
       </w:r>
@@ -20191,7 +20351,7 @@
         <w:pStyle w:val="BodyText"/>
       </w:pPr>
       <w:r>
-        <w:t xml:space="preserve">En el cuarto no encendió la luz. Dejó la puerta de la escalera abierta y por ella entraba lo poco que llega de la torrecilla, una vez cada cinco segundos, verde. Verde y oscuro. Verde y oscuro. Como si alguien abriera y cerrara un ojo.</w:t>
+        <w:t xml:space="preserve">En el cuarto no encendió la luz. Dejó la puerta de la escalera abierta y por ella entraba lo poco que llega de la torreta, una vez cada cinco segundos, blanco. Blanco y oscuro. Blanco y oscuro. Como si alguien abriera y cerrara un ojo.</w:t>
       </w:r>
     </w:p>
     <w:p>
@@ -20310,7 +20470,7 @@
         <w:pStyle w:val="BodyText"/>
       </w:pPr>
       <w:r>
-        <w:t xml:space="preserve">Y me acuerdo de que cuando se le arqueó la espalda y se le escapó aquel ruido, aquel ruido de garganta que se le escapa, la luz verde de la torrecilla entró por la puerta y le pintó el vientre. Verde. Y oscuro.</w:t>
+        <w:t xml:space="preserve">Y me acuerdo de que cuando se le arqueó la espalda y se le escapó aquel ruido, aquel ruido de garganta que se le escapa, la luz blanca de la torreta entró por la puerta y le pintó el vientre. Blanco. Y oscuro.</w:t>
       </w:r>
     </w:p>
     <w:p>
@@ -20428,7 +20588,7 @@
         <w:pStyle w:val="BodyText"/>
       </w:pPr>
       <w:r>
-        <w:t xml:space="preserve">Verde. Oscuro. Verde. Oscuro.</w:t>
+        <w:t xml:space="preserve">Blanco. Oscuro. Blanco. Oscuro.</w:t>
       </w:r>
     </w:p>
     <w:p>
@@ -20848,7 +21008,7 @@
         <w:pStyle w:val="BodyText"/>
       </w:pPr>
       <w:r>
-        <w:t xml:space="preserve">Se dio la vuelta y miró el faro. Mucho tiempo. La torre blanca, con la linterna negra arriba. La torrecilla verde al lado, parpadeando. La galería con nuestras dos sillas.</w:t>
+        <w:t xml:space="preserve">Se dio la vuelta y miró el faro. La torre blanca, con la linterna negra arriba. La torreta al lado, parpadeando. La galería con nuestras dos sillas.</w:t>
       </w:r>
     </w:p>
     <w:p>
@@ -20951,7 +21111,7 @@
         <w:pStyle w:val="BodyText"/>
       </w:pPr>
       <w:r>
-        <w:t xml:space="preserve">No como se abrazan los hombres aquí, con dos palmadas en la espalda y un paso atrás. Se abrazaron de verdad. Mucho tiempo. Brais con la mano vendada en la nuca de Julian. Julian con la cara en el hombro de Brais, con la mochila enorme a la espalda torciéndole el equilibrio. Dos hombres altos en la punta de un espigón, a las siete y media de la mañana, con las gaviotas gritando alrededor y las lanchas saliendo.</w:t>
+        <w:t xml:space="preserve">No como se abrazan los hombres aquí, con dos palmadas en la espalda y un paso atrás. Se abrazaron de verdad. Brais con la mano vendada en la nuca de Julian. Julian con la cara en el hombro de Brais, con la mochila enorme a la espalda torciéndole el equilibrio. Dos hombres altos en la punta de un espigón, a las siete y media de la mañana, con las gaviotas gritando alrededor y las lanchas saliendo.</w:t>
       </w:r>
     </w:p>
     <w:p>
@@ -20967,7 +21127,7 @@
         <w:pStyle w:val="BodyText"/>
       </w:pPr>
       <w:r>
-        <w:t xml:space="preserve">Pensé en las noches. En los sueños. En la cicatriz que dibujé sin cicatriz. En el muelle, en la sangre en la pared de la lonja. En lo que había sentido por aquel hombre durante un mes y que se me había roto entre las manos en tres segundos.</w:t>
+        <w:t xml:space="preserve">Pensé en lo que había sentido por aquel hombre durante meses y que se me había roto entre las manos en tres segundos.</w:t>
       </w:r>
     </w:p>
     <w:p>
@@ -21174,6 +21334,14 @@
         <w:pStyle w:val="BodyText"/>
       </w:pPr>
       <w:r>
+        <w:t xml:space="preserve">Elisa bajó conmigo. Lleva tres días en mi casa y no ha hablado de volver. Se puso el abrigo de Klaus, el que todavía cuelga en la entrada porque ninguna de las dos se ha atrevido a darlo, y se sentó a mi lado en el banco. Las dos mirando lo mismo. Como mirábamos el faro desde la cocina, años, sin decírnoslo.</w:t>
+      </w:r>
+    </w:p>
+    <w:p>
+      <w:pPr>
+        <w:pStyle w:val="BodyText"/>
+      </w:pPr>
+      <w:r>
         <w:t xml:space="preserve">Lo vi todo. El abrazo de los dos rapaces. El beso a mi nieta delante de las de la lonja, que ya tienen tema para un mes. La mochila verde por la carretera. La mano levantada en la curva.</w:t>
       </w:r>
     </w:p>
@@ -21247,6 +21415,14 @@
       </w:pPr>
       <w:r>
         <w:t xml:space="preserve">A ella sí le cantaré. Pero todavía no.</w:t>
+      </w:r>
+    </w:p>
+    <w:p>
+      <w:pPr>
+        <w:pStyle w:val="BodyText"/>
+      </w:pPr>
+      <w:r>
+        <w:t xml:space="preserve">Elisa, a mi lado, me cogió la mano encima de la piedra fría. Una mano flaca, blanca, de no salir. Ella también conocía la canción. Tampoco la cantó.</w:t>
       </w:r>
     </w:p>
     <w:p>
@@ -21349,7 +21525,7 @@
         <w:pStyle w:val="BodyText"/>
       </w:pPr>
       <w:r>
-        <w:t xml:space="preserve">Lo escribo aquí porque es lo único de lo que estoy orgullosa de esa semana. No dibujé. Ni a él, ni su mano, ni la media luna, ni la mochila verde dando bandazos por la carretera. Ni el cuaderno negro, que seguía en el cajón de los cubiertos con su hoja borrada y sus virutas. Ni un folio en blanco en el suelo de la linterna, para ver qué pasaba.</w:t>
+        <w:t xml:space="preserve">Es lo único de lo que estoy orgullosa de esa semana. No dibujé. Ni a él, ni su mano, ni la media luna, ni la mochila verde dando bandazos por la carretera. Ni el cuaderno negro, que seguía en el cajón de los cubiertos con su hoja borrada y sus virutas. Ni un folio en blanco en el suelo de la linterna, para ver qué pasaba.</w:t>
       </w:r>
     </w:p>
     <w:p>
@@ -21397,6 +21573,14 @@
       </w:pPr>
       <w:r>
         <w:t xml:space="preserve">Estábamos en su cocina, con la ventana del puerto empañada y la radio puesta muy bajo, una de esas emisoras de pasodobles que escucha ella. El barco de Brais no estaba en su sitio. Llevaba tres días sin estar. Salía antes del amanecer y volvía de noche, me había dicho la mujer del bar, como si tuviera prisa por estar lejos.</w:t>
+      </w:r>
+    </w:p>
+    <w:p>
+      <w:pPr>
+        <w:pStyle w:val="BodyText"/>
+      </w:pPr>
+      <w:r>
+        <w:t xml:space="preserve">Mi madre estaba arriba. La oíamos andar por su cuarto de niña, abrir el armario, cerrarlo. Y luego, un ruido que me hizo levantar la cabeza: una persiana subiendo. Entera, de un tirón, hasta el tope, que golpeó contra la caja. Mi abuela miró al techo y no dijo nada. En esa casa nadie ha bajado nunca una persiana. Pero mi madre la había subido igual. Por costumbre de curarse.</w:t>
       </w:r>
     </w:p>
     <w:p>
@@ -21568,6 +21752,93 @@
         <w:pStyle w:val="FirstParagraph"/>
       </w:pPr>
       <w:r>
+        <w:t xml:space="preserve">El quinto día llegó el cartero de la moto, con el casco puesto, y me hizo firmar otra vez en la máquina de la pantalla rota.</w:t>
+      </w:r>
+    </w:p>
+    <w:p>
+      <w:pPr>
+        <w:pStyle w:val="BodyText"/>
+      </w:pPr>
+      <w:r>
+        <w:t xml:space="preserve">Juzgado de Violencia sobre la Mujer de Corcubión. Tres folios. Los leí de pie en la puerta, con Lúa oliendo el sobre.</w:t>
+      </w:r>
+    </w:p>
+    <w:p>
+      <w:pPr>
+        <w:pStyle w:val="BodyText"/>
+      </w:pPr>
+      <w:r>
+        <w:t xml:space="preserve">Orden de protección. Prohibición de aproximarse a menos de quinientos metros de mi persona, de mi domicilio y de mi lugar de trabajo, que son el mismo sitio. Prohibición de comunicarse conmigo por cualquier medio. Comparecencia fijada para abril.</w:t>
+      </w:r>
+    </w:p>
+    <w:p>
+      <w:pPr>
+        <w:pStyle w:val="BodyText"/>
+      </w:pPr>
+      <w:r>
+        <w:t xml:space="preserve">Los mismos quinientos metros que él me ofrecía en su acuerdo, a cambio de que yo dijera que no había pasado nada. Ahora me los daba un juez. Sin que yo tuviera que decir nada que no fuera verdad.</w:t>
+      </w:r>
+    </w:p>
+    <w:p>
+      <w:pPr>
+        <w:pStyle w:val="BodyText"/>
+      </w:pPr>
+      <w:r>
+        <w:t xml:space="preserve">A las doce me llamó su abogada. Me habló de usted, muy seca, sin una palabra de más. Su cliente retiraba la querella por denuncia falsa. Su cliente no tenía interés en prolongar el procedimiento. Su cliente, dijo, y se le notaba que lo decía leyendo, deseaba que yo me recuperara.</w:t>
+      </w:r>
+    </w:p>
+    <w:p>
+      <w:pPr>
+        <w:pStyle w:val="BodyText"/>
+      </w:pPr>
+      <w:r>
+        <w:t xml:space="preserve">—¿Y la denuncia contra Brais? —le pregunté.</w:t>
+      </w:r>
+    </w:p>
+    <w:p>
+      <w:pPr>
+        <w:pStyle w:val="BodyText"/>
+      </w:pPr>
+      <w:r>
+        <w:t xml:space="preserve">Un silencio.</w:t>
+      </w:r>
+    </w:p>
+    <w:p>
+      <w:pPr>
+        <w:pStyle w:val="BodyText"/>
+      </w:pPr>
+      <w:r>
+        <w:t xml:space="preserve">—Esa sigue su curso —dijo—. Las lesiones son las lesiones, señora.</w:t>
+      </w:r>
+    </w:p>
+    <w:p>
+      <w:pPr>
+        <w:pStyle w:val="BodyText"/>
+      </w:pPr>
+      <w:r>
+        <w:t xml:space="preserve">Colgué. Me quedé mirando el móvil un rato. Luego busqué su nombre en la agenda, el de Álvaro, que seguía allí, con la foto de un verano en Cadaqués que nunca había tenido valor de cambiar.</w:t>
+      </w:r>
+    </w:p>
+    <w:p>
+      <w:pPr>
+        <w:pStyle w:val="BodyText"/>
+      </w:pPr>
+      <w:r>
+        <w:t xml:space="preserve">No lo borré. Lo dejé allí. Que se quedara, como se queda una cicatriz. Ya no hacía falta borrarlo para que no pudiera llamarme.</w:t>
+      </w:r>
+    </w:p>
+    <w:p>
+      <w:r>
+        <w:pict>
+          <v:rect style="width:0;height:1.5pt" o:hralign="center" o:hrstd="t" o:hr="t"/>
+        </w:pict>
+      </w:r>
+    </w:p>
+    <w:p>
+      <w:pPr>
+        <w:pStyle w:val="FirstParagraph"/>
+      </w:pPr>
+      <w:r>
         <w:t xml:space="preserve">El sexto día, a las tres y diez de la madrugada, abrí el modelo.</w:t>
       </w:r>
     </w:p>
@@ -21720,7 +21991,7 @@
         <w:pStyle w:val="BodyText"/>
       </w:pPr>
       <w:r>
-        <w:t xml:space="preserve">No sé lo que sentí. Lo he pensado mucho desde entonces y no sé ponerle nombre. No era miedo. No era alivio. Era como cuando de niña te despertabas en el asiento de atrás del coche, de noche, en la autopista, y veías la nuca de tu padre al volante, iluminada por los faros de los otros, y te volvías a dormir sin saber a dónde íbais.</w:t>
+        <w:t xml:space="preserve">No sé lo que sentí. No era miedo. No era alivio. Era como cuando de niña te despertabas en el asiento de atrás del coche, de noche, en la autopista, y veías la nuca de tu padre al volante, iluminada por los faros de los otros, y te volvías a dormir sin saber a dónde íbais.</w:t>
       </w:r>
     </w:p>
     <w:p>
@@ -21862,7 +22133,7 @@
         <w:pStyle w:val="BodyText"/>
       </w:pPr>
       <w:r>
-        <w:t xml:space="preserve">No era mi trazo. Lo sé como sé mi letra. Yo dibujo con líneas cortas, muchas, una encima de otra, buscando; mi profesora de la facultad decía que dibujo como quien tantea en la oscuridad. Esto era otra cosa. Líneas largas, de una vez, sin levantar el lápiz. Seguras. Lentas. La línea de alguien que no tiene prisa porque tiene todo el tiempo del mundo. La línea de alguien que ha mirado eso mismo desde ese mismo sitio miles de veces.</w:t>
+        <w:t xml:space="preserve">No era mi trazo. Lo sé como sé mi letra. Yo dibujo con líneas cortas, muchas, una encima de otra, buscando; mi profesora de dibujo del colegio decía que dibujo como quien tantea en la oscuridad. Esto era otra cosa. Líneas largas, de una vez, sin levantar el lápiz. Seguras. Lentas. La línea de alguien que no tiene prisa porque tiene todo el tiempo del mundo. La línea de alguien que ha mirado eso mismo desde ese mismo sitio miles de veces.</w:t>
       </w:r>
     </w:p>
     <w:p>

--- a/ada_koch/libro_2/El_hombre_de_al_lado_borrador_completo.docx
+++ b/ada_koch/libro_2/El_hombre_de_al_lado_borrador_completo.docx
@@ -277,7 +277,7 @@
         <w:pStyle w:val="BodyText"/>
       </w:pPr>
       <w:r>
-        <w:t xml:space="preserve">No se despertó. Respiraba despacio. La barba que yo le había dibujado, las pestañas que yo le había dibujado, la boca un poco abierta que yo no le había dibujado nunca así. En el dorso de la mano, entre el pulgar y el índice, la media luna de mis dientes.</w:t>
+        <w:t xml:space="preserve">No se despertó. La barba que yo le había dibujado, las pestañas que yo le había dibujado, la boca un poco abierta que yo no le había dibujado nunca así. En el dorso de la mano, entre el pulgar y el índice, la media luna de mis dientes.</w:t>
       </w:r>
     </w:p>
     <w:p>
@@ -586,7 +586,7 @@
         <w:pStyle w:val="BodyText"/>
       </w:pPr>
       <w:r>
-        <w:t xml:space="preserve">Lo había cogido del bote sin decidirlo, como se coge un vaso de agua. Tenía los dedos ya colocados, el índice estirado, la muñeca suelta. La mano sabía lo que quería dibujar antes que yo. Una espalda. Una cuerda. Un neopreno bajado hasta la cintura.</w:t>
+        <w:t xml:space="preserve">Lo había cogido del bote sin decidirlo. Tenía los dedos ya colocados, el índice estirado, la muñeca suelta. La mano sabía lo que quería dibujar antes que yo. Una espalda. Una cuerda. Un neopreno bajado hasta la cintura.</w:t>
       </w:r>
     </w:p>
     <w:p>
@@ -610,7 +610,7 @@
         <w:pStyle w:val="BodyText"/>
       </w:pPr>
       <w:r>
-        <w:t xml:space="preserve">Dejé el lápiz en el bote. Despacio. Con la punta hacia abajo, como se deja una cosa que quema.</w:t>
+        <w:t xml:space="preserve">Dejé el lápiz en el bote. Con la punta hacia abajo, como se deja una cosa que quema.</w:t>
       </w:r>
     </w:p>
     <w:p>
@@ -822,7 +822,7 @@
         <w:pStyle w:val="BodyText"/>
       </w:pPr>
       <w:r>
-        <w:t xml:space="preserve">Klaus me lo contó al volver como quien cuenta que le ha tocado la lotería. Repitió la frase veinte veces, imitando la voz de Xosé, mal, fatal, con las erres en el sitio equivocado.</w:t>
+        <w:t xml:space="preserve">Klaus me lo contó al volver, radiante. Repitió la frase veinte veces, imitando la voz de Xosé, mal, fatal, con las erres en el sitio equivocado.</w:t>
       </w:r>
     </w:p>
     <w:p>
@@ -1184,7 +1184,7 @@
         <w:pStyle w:val="BodyText"/>
       </w:pPr>
       <w:r>
-        <w:t xml:space="preserve">No es raro. Desde que tengo nombre duermo peor. Antes dormía como se apaga una lámpara: de golpe, sin ruido, y me encendía igual. Ahora el sueño me cuesta. Tengo cosas dentro que no se apagan cuando cierro los ojos. La cara de la abuela. El hombre de la foto. La mano de Ada apretando la mía en la cuesta, fuerte, como se aprieta una cuerda.</w:t>
+        <w:t xml:space="preserve">No es raro. Desde que tengo nombre duermo peor. Antes dormía como se apaga una lámpara: de golpe, sin ruido, y me encendía igual. Ahora el sueño me cuesta. Tengo cosas dentro que no se apagan cuando cierro los ojos. La cara de la abuela. El hombre de la foto. La mano de Ada apretando la mía en la cuesta, fuerte.</w:t>
       </w:r>
     </w:p>
     <w:p>
@@ -1289,7 +1289,7 @@
         <w:pStyle w:val="BodyText"/>
       </w:pPr>
       <w:r>
-        <w:t xml:space="preserve">Klaus estaba en la cocina, abajo, porque en mi casa los hombres no subían. Cuando le dejaron subir, entró agachado, con las manos a la espalda, como se entra en una iglesia que no es la tuya. Se arrodilló al lado de la cama. Él, que no se arrodillaba nunca.</w:t>
+        <w:t xml:space="preserve">Klaus estaba en la cocina, abajo, porque en mi casa los hombres no subían. Cuando le dejaron subir, entró agachado, con las manos a la espalda. Se arrodilló al lado de la cama. Él, que no se arrodillaba nunca.</w:t>
       </w:r>
     </w:p>
     <w:p>
@@ -2025,7 +2025,7 @@
         <w:pStyle w:val="BodyText"/>
       </w:pPr>
       <w:r>
-        <w:t xml:space="preserve">Lo había dicho sin ninguna intención. Lo dijo como lo dice todo, como quien constata que llueve. Pero era verdad, y era la verdad más rara que había oído en mi vida. Él me conocía solo desde fuera. No tenía una hoja con mi espalda en la que comprobar si aquel punto estaba o no estaba.</w:t>
+        <w:t xml:space="preserve">Lo había dicho sin ninguna intención. Lo dijo como lo dice todo. Pero era verdad, y era la verdad más rara que había oído en mi vida. Él me conocía solo desde fuera. No tenía una hoja con mi espalda en la que comprobar si aquel punto estaba o no estaba.</w:t>
       </w:r>
     </w:p>
     <w:p>
@@ -2049,7 +2049,7 @@
         <w:pStyle w:val="BodyText"/>
       </w:pPr>
       <w:r>
-        <w:t xml:space="preserve">Julian se inclinó y me dio un beso en el lunar. Despacio. Con los labios calientes.</w:t>
+        <w:t xml:space="preserve">Julian se inclinó y me dio un beso en el lunar. Con los labios calientes.</w:t>
       </w:r>
     </w:p>
     <w:p>
@@ -2334,15 +2334,15 @@
         <w:pStyle w:val="BodyText"/>
       </w:pPr>
       <w:r>
-        <w:t xml:space="preserve">En la primera repisa se pararon. Brais dejó en el suelo un rollo de cuerda y se volvió hacia Julian. Le enseñó algo con las manos. Un nudo, creo. Lo hizo, lo deshizo, lo volvió a hacer despacio. Julian lo repitió. Brais negó con la cabeza. Julian lo repitió otra vez.</w:t>
-      </w:r>
-    </w:p>
-    <w:p>
-      <w:pPr>
-        <w:pStyle w:val="BodyText"/>
-      </w:pPr>
-      <w:r>
-        <w:t xml:space="preserve">Luego Brais le pasó la cuerda por la cintura. Por detrás. Le rodeó con los brazos para cerrar el nudo por delante, con la cara a un palmo de su nuca, y tiró dos veces para comprobarlo, fuerte, sin miramientos, como se comprueba un amarre.</w:t>
+        <w:t xml:space="preserve">En la primera repisa se pararon. Brais dejó en el suelo un rollo de cuerda y se volvió hacia Julian. Le enseñó algo con las manos. Un nudo, creo. Lo hizo, lo deshizo, lo volvió a hacer. Julian lo repitió. Brais negó con la cabeza. Julian lo repitió otra vez.</w:t>
+      </w:r>
+    </w:p>
+    <w:p>
+      <w:pPr>
+        <w:pStyle w:val="BodyText"/>
+      </w:pPr>
+      <w:r>
+        <w:t xml:space="preserve">Luego Brais le pasó la cuerda por la cintura. Por detrás. Le rodeó con los brazos para cerrar el nudo por delante, con la cara a un palmo de su nuca, y tiró dos veces para comprobarlo, fuerte, sin miramientos.</w:t>
       </w:r>
     </w:p>
     <w:p>
@@ -2413,7 +2413,7 @@
         <w:pStyle w:val="BodyText"/>
       </w:pPr>
       <w:r>
-        <w:t xml:space="preserve">Trabajaban separados. Cada uno en su repisa. Brais más abajo, donde rompe, con la rasqueta y la red. Julian más arriba, donde el mar llega solo de vez en cuando, agachado, despacio, mirando las olas antes de cada movimiento como si las estuviera contando.</w:t>
+        <w:t xml:space="preserve">Trabajaban separados. Cada uno en su repisa. Brais más abajo, donde rompe, con la rasqueta y la red. Julian más arriba, donde el mar llega solo de vez en cuando, agachado, mirando las olas antes de cada movimiento como si las estuviera contando.</w:t>
       </w:r>
     </w:p>
     <w:p>
@@ -2524,7 +2524,7 @@
         <w:pStyle w:val="BodyText"/>
       </w:pPr>
       <w:r>
-        <w:t xml:space="preserve">Me lo dije muy despacio, apoyada en la pared del recibidor. La cicatriz también estaba en el sueño. Yo la había tocado en el sueño con la palma abierta, agarrada a su espalda, mientras él me levantaba. Y no se la había visto nunca. Nunca. Hasta ese momento.</w:t>
+        <w:t xml:space="preserve">Me lo dije en voz alta, apoyada en la pared del recibidor. La cicatriz también estaba en el sueño. Yo la había tocado en el sueño con la palma abierta, agarrada a su espalda, mientras él me levantaba. Y no se la había visto nunca. Nunca. Hasta ese momento.</w:t>
       </w:r>
     </w:p>
     <w:p>
@@ -3041,7 +3041,7 @@
         <w:pStyle w:val="BodyText"/>
       </w:pPr>
       <w:r>
-        <w:t xml:space="preserve">Yo estaba en el sofá, con el portátil en las rodillas, haciendo como que repasaba el parte del día siguiente. Él se sentó a mi lado. Cerró el portátil con una mano, despacio, sin pedirme permiso. Lo dejó en el suelo.</w:t>
+        <w:t xml:space="preserve">Yo estaba en el sofá, con el portátil en las rodillas, haciendo como que repasaba el parte del día siguiente. Él se sentó a mi lado. Cerró el portátil con una mano, sin pedirme permiso. Lo dejó en el suelo.</w:t>
       </w:r>
     </w:p>
     <w:p>
@@ -3177,7 +3177,7 @@
         <w:pStyle w:val="BodyText"/>
       </w:pPr>
       <w:r>
-        <w:t xml:space="preserve">No cerré los ojos más. Me obligué. Lo miré a él hasta el final, a su cara, a sus ojos, a la boca que decía mi nombre. Me agarré a su cara con las dos manos como quien se agarra a una barandilla en un barco que se mueve. Y funcionó. Casi. Llegué con él, mirándolo, diciendo</w:t>
+        <w:t xml:space="preserve">No cerré los ojos más. Me obligué. Lo miré a él hasta el final, a su cara, a sus ojos, a la boca que decía mi nombre. Me agarré a su cara con las dos manos. Y funcionó. Casi. Llegué con él, mirándolo, diciendo</w:t>
       </w:r>
       <w:r>
         <w:t xml:space="preserve"> </w:t>
@@ -3193,7 +3193,7 @@
         <w:t xml:space="preserve"> </w:t>
       </w:r>
       <w:r>
-        <w:t xml:space="preserve">en voz alta, dos veces, muy claro, como se dice una cosa para que no se te olvide.</w:t>
+        <w:t xml:space="preserve">en voz alta, dos veces, muy claro.</w:t>
       </w:r>
     </w:p>
     <w:p>
@@ -3232,7 +3232,7 @@
         <w:pStyle w:val="BodyText"/>
       </w:pPr>
       <w:r>
-        <w:t xml:space="preserve">Me quedé mirando el techo, con los dedos en su pelo, oyendo la estufa y el mar. Y me di cuenta, despacio, de lo que me había pasado en el sofá, y me dio más miedo que el sueño.</w:t>
+        <w:t xml:space="preserve">Me quedé mirando el techo, con los dedos en su pelo, oyendo la estufa y el mar. Y me di cuenta de lo que me había pasado en el sofá, y me dio más miedo que el sueño.</w:t>
       </w:r>
     </w:p>
     <w:p>
@@ -3377,7 +3377,7 @@
         <w:pStyle w:val="BodyText"/>
       </w:pPr>
       <w:r>
-        <w:t xml:space="preserve">Se llama as de guía. No me dijo el nombre. Me lo dijo Ada después, buscando en el móvil. Brais solo lo hizo delante de mí, despacio, con aquellas manos rojas de frío, y luego lo deshizo y me dio la cuerda.</w:t>
+        <w:t xml:space="preserve">Se llama as de guía. No me dijo el nombre. Me lo dijo Ada después, buscando en el móvil. Brais solo lo hizo delante de mí, con aquellas manos rojas de frío, y luego lo deshizo y me dio la cuerda.</w:t>
       </w:r>
     </w:p>
     <w:p>
@@ -3885,7 +3885,7 @@
         <w:pStyle w:val="BodyText"/>
       </w:pPr>
       <w:r>
-        <w:t xml:space="preserve">Es mi primer secreto.</w:t>
+        <w:t xml:space="preserve">Es mi primer secreto propio. El del puerto me lo dio otro, y ese no cuenta.</w:t>
       </w:r>
     </w:p>
     <w:p>
@@ -4899,7 +4899,7 @@
         <w:pStyle w:val="BodyText"/>
       </w:pPr>
       <w:r>
-        <w:t xml:space="preserve">Lucía lo adoraba. Se le notaba en todo. En cómo le corrigía, en cómo le tocaba el brazo al hablar, en cómo lo miraba cuando él no miraba, con la cabeza un poco ladeada, como se mira un cuadro que no se entiende del todo pero que te gusta.</w:t>
+        <w:t xml:space="preserve">Lucía lo adoraba. Se le notaba en todo. En cómo le corrigía, en cómo le tocaba el brazo al hablar, en cómo lo miraba cuando él no miraba, con la cabeza un poco ladeada.</w:t>
       </w:r>
     </w:p>
     <w:p>
@@ -4962,7 +4962,7 @@
         <w:pStyle w:val="BodyText"/>
       </w:pPr>
       <w:r>
-        <w:t xml:space="preserve">Detrás de ella, andando despacio por la orilla, con las manos en los bolsillos del chubasquero, él.</w:t>
+        <w:t xml:space="preserve">Detrás de ella, andando por la orilla, con las manos en los bolsillos del chubasquero, él.</w:t>
       </w:r>
     </w:p>
     <w:p>
@@ -5285,7 +5285,7 @@
         <w:pStyle w:val="BodyText"/>
       </w:pPr>
       <w:r>
-        <w:t xml:space="preserve">Ciento doce escalones. Los subí despacio, con la mano en la pared fría, mirando cada peldaño como si fuera a encontrar algo escrito en la piedra. No había nada. Piedra gastada en el centro por cien años de fareros.</w:t>
+        <w:t xml:space="preserve">Ciento doce escalones. Los subí con la mano en la pared fría, mirando cada peldaño como si fuera a encontrar algo escrito en la piedra. No había nada. Piedra gastada en el centro por cien años de fareros.</w:t>
       </w:r>
     </w:p>
     <w:p>
@@ -5325,7 +5325,7 @@
         <w:pStyle w:val="BodyText"/>
       </w:pPr>
       <w:r>
-        <w:t xml:space="preserve">Estas eran de pie descalzo. Grandes. Más grandes que las mías. Salían de la boca de la escalera y daban la vuelta despacio alrededor de la lámpara, pegadas a los cristales, como quien mira el mar desde todos los lados. Y se paraban en el lado del oeste. Justo encima de la galería. Encima de mi habitación.</w:t>
+        <w:t xml:space="preserve">Estas eran de pie descalzo. Grandes. Más grandes que las mías. Salían de la boca de la escalera y daban la vuelta alrededor de la lámpara, pegadas a los cristales, como quien mira el mar desde todos los lados. Y se paraban en el lado del oeste. Justo encima de la galería. Encima de mi habitación.</w:t>
       </w:r>
     </w:p>
     <w:p>
@@ -5472,7 +5472,7 @@
         <w:pStyle w:val="BodyText"/>
       </w:pPr>
       <w:r>
-        <w:t xml:space="preserve">A veces, desde la ventana de la cocina, los veía volver. La barca entrando en el puerto despacio, los dos sentados en la popa, sin hablar, Klaus enorme, Xan delgado, con el sol detrás. Mi marido y el hombre que cantaba en la torre. Riendo de algo que yo no oía.</w:t>
+        <w:t xml:space="preserve">A veces, desde la ventana de la cocina, los veía volver. La barca entrando en el puerto, los dos sentados en la popa, sin hablar, Klaus enorme, Xan delgado, con el sol detrás. Mi marido y el hombre que cantaba en la torre. Riendo de algo que yo no oía.</w:t>
       </w:r>
     </w:p>
     <w:p>
@@ -5703,7 +5703,7 @@
         <w:pStyle w:val="FirstParagraph"/>
       </w:pPr>
       <w:r>
-        <w:t xml:space="preserve">Lucía me lo explicó despacio, como se le explica una cosa a un niño que no quiere entenderla.</w:t>
+        <w:t xml:space="preserve">Lucía me lo explicó como se le explica una cosa a un niño que no quiere entenderla.</w:t>
       </w:r>
     </w:p>
     <w:p>
@@ -6003,7 +6003,7 @@
         <w:pStyle w:val="BodyText"/>
       </w:pPr>
       <w:r>
-        <w:t xml:space="preserve">Klaus le hacía el payaso todas las noches. Le hacía caras, le cantaba fatal a propósito, se ponía mis gafas. Ella lo miraba con aquellos ojos grises suyos, atenta, educada, como se mira a un señor que hace una cosa rara en la calle.</w:t>
+        <w:t xml:space="preserve">Klaus le hacía el payaso todas las noches. Le hacía caras, le cantaba fatal a propósito, se ponía mis gafas. Ella lo miraba con aquellos ojos grises suyos, atenta, educada.</w:t>
       </w:r>
     </w:p>
     <w:p>
@@ -6123,7 +6123,7 @@
         <w:pStyle w:val="BodyText"/>
       </w:pPr>
       <w:r>
-        <w:t xml:space="preserve">Eran tres. Llegaron al puerto a las once de la mañana, cuando yo estaba ayudando a Brais a descargar las cajas de la marea en la lonja. Venían por la carretera de Cee, despacio, con las mochilas enormes y unos palos de madera, y se pararon delante del mar como se para la gente delante de una cosa que lleva mucho tiempo queriendo ver y que es más pequeña de lo que pensaba.</w:t>
+        <w:t xml:space="preserve">Eran tres. Llegaron al puerto a las once de la mañana, cuando yo estaba ayudando a Brais a descargar las cajas de la marea en la lonja. Venían por la carretera de Cee con las mochilas enormes y unos palos de madera, y se pararon delante del mar como se para la gente delante de una cosa que lleva mucho tiempo queriendo ver y que es más pequeña de lo que pensaba.</w:t>
       </w:r>
     </w:p>
     <w:p>
@@ -6227,7 +6227,7 @@
         <w:pStyle w:val="BodyText"/>
       </w:pPr>
       <w:r>
-        <w:t xml:space="preserve">No lo dije. La mujer me sonrió como se sonríe a alguien que no habla tu idioma y siguió andando hacia el final de la carretera.</w:t>
+        <w:t xml:space="preserve">No lo dije. La mujer me sonrió y siguió andando hacia el final de la carretera.</w:t>
       </w:r>
     </w:p>
     <w:p>
@@ -6507,7 +6507,7 @@
         <w:pStyle w:val="BodyText"/>
       </w:pPr>
       <w:r>
-        <w:t xml:space="preserve">Fatal. Lo sé porque lo vi en las caras. La primera frase la dije demasiado alta y la segunda demasiado baja, y en la tercera me equivoqué de palabra y en la cuarta la voz me salió de un sitio que no conocía. La taberna se empezó a reír. Sin maldad. Como se ríen aquí de todo, despacio, con cariño.</w:t>
+        <w:t xml:space="preserve">Fatal. Lo sé porque lo vi en las caras. La primera frase la dije demasiado alta y la segunda demasiado baja, y en la tercera me equivoqué de palabra y en la cuarta la voz me salió de un sitio que no conocía. La taberna se empezó a reír. Sin maldad. Como se ríen aquí de todo, con cariño.</w:t>
       </w:r>
     </w:p>
     <w:p>
@@ -6555,7 +6555,7 @@
         <w:pStyle w:val="BodyText"/>
       </w:pPr>
       <w:r>
-        <w:t xml:space="preserve">Sin mirarme. Con el vaso en la mano y los ojos en el mostrador. Bajo al principio, debajo de mi voz, sujetándola, como se sujeta una cuerda. Y luego más alto. Y luego entero.</w:t>
+        <w:t xml:space="preserve">Sin mirarme. Con el vaso en la mano y los ojos en el mostrador. Bajo al principio, debajo de mi voz, sujetándola. Y luego más alto. Y luego entero.</w:t>
       </w:r>
     </w:p>
     <w:p>
@@ -6722,7 +6722,7 @@
         <w:pStyle w:val="BodyText"/>
       </w:pPr>
       <w:r>
-        <w:t xml:space="preserve">Pasé la mano por la primera hoja en blanco. Despacio. Como Ada pasa la mano por el papel antes de empezar, que la he visto hacerlo en sueños, aunque yo no sueño.</w:t>
+        <w:t xml:space="preserve">Pasé la mano por la primera hoja en blanco. Como Ada pasa la mano por el papel antes de empezar, que la he visto hacerlo en sueños, aunque yo no sueño.</w:t>
       </w:r>
     </w:p>
     <w:p>
@@ -6827,7 +6827,7 @@
         <w:pStyle w:val="BodyText"/>
       </w:pPr>
       <w:r>
-        <w:t xml:space="preserve">Mientras se calentaba el caldo me enseñó la casa. No me lo pedí. Me la enseñó como se enseña una cosa de la que uno está orgulloso sin saber por qué. La cocina, con la mesa grande de madera. La galería acristalada mirando al mar. La puerta verde de la torre.</w:t>
+        <w:t xml:space="preserve">Mientras se calentaba el caldo me enseñó la casa. No me lo pedí. Me la enseñó, orgulloso sin saber por qué. La cocina, con la mesa grande de madera. La galería acristalada mirando al mar. La puerta verde de la torre.</w:t>
       </w:r>
     </w:p>
     <w:p>
@@ -7769,7 +7769,7 @@
         <w:pStyle w:val="BodyText"/>
       </w:pPr>
       <w:r>
-        <w:t xml:space="preserve">Bajaba por la rampa del puerto con la bolsa de la compra, la de tela verde. No sabía que iba a bajar. No me lo había dicho. Venía andando despacio, con el pelo suelto y el abrigo abierto, y no me estaba mirando a mí.</w:t>
+        <w:t xml:space="preserve">Bajaba por la rampa del puerto con la bolsa de la compra, la de tela verde. No sabía que iba a bajar. No me lo había dicho. Venía andando con el pelo suelto y el abrigo abierto, y no me estaba mirando a mí.</w:t>
       </w:r>
     </w:p>
     <w:p>
@@ -8168,7 +8168,7 @@
         <w:pStyle w:val="BodyText"/>
       </w:pPr>
       <w:r>
-        <w:t xml:space="preserve">Pasé las hojas despacio, con la linterna del móvil. Me gustaba. Me gustaba que alguien hubiera estado aquí antes que yo mirando el mismo mar y apuntándolo, como lo apunto yo en mis partes para los eólicos. Pensé que me habría llevado bien con aquel hombre.</w:t>
+        <w:t xml:space="preserve">Pasé las hojas con la linterna del móvil. Me gustaba. Me gustaba que alguien hubiera estado aquí antes que yo mirando el mismo mar y apuntándolo, como lo apunto yo en mis partes para los eólicos. Pensé que me habría llevado bien con aquel hombre.</w:t>
       </w:r>
     </w:p>
     <w:p>
@@ -8854,7 +8854,7 @@
         <w:pStyle w:val="BodyText"/>
       </w:pPr>
       <w:r>
-        <w:t xml:space="preserve">Pisé el freno sin querer. El coche de atrás se puso en marcha. Despacio. Sin intermitente. Me adelantó en la recta de los eucaliptos, sin prisa, y por la ventanilla del conductor, que era la única sin tintar, vi un codo con la manga de un abrigo azul marino. Nada más. Un codo.</w:t>
+        <w:t xml:space="preserve">Pisé el freno sin querer. El coche de atrás se puso en marcha. Sin intermitente. Me adelantó en la recta de los eucaliptos, sin prisa, y por la ventanilla del conductor, que era la única sin tintar, vi un codo con la manga de un abrigo azul marino. Nada más. Un codo.</w:t>
       </w:r>
     </w:p>
     <w:p>
@@ -9111,7 +9111,7 @@
         <w:pStyle w:val="BodyText"/>
       </w:pPr>
       <w:r>
-        <w:t xml:space="preserve">No contestó. Acercó la lancha al muelle, despacio, hasta que la borda tocó los neumáticos. Dejó la palanca. No me tendió la mano para subir. Se apartó al otro lado de la cabina, todo lo lejos que se podía en dos metros de barco, y me dejó sitio.</w:t>
+        <w:t xml:space="preserve">No contestó. Acercó la lancha al muelle hasta que la borda tocó los neumáticos. Dejó la palanca. No me tendió la mano para subir. Se apartó al otro lado de la cabina, todo lo lejos que se podía en dos metros de barco, y me dejó sitio.</w:t>
       </w:r>
     </w:p>
     <w:p>
@@ -9855,7 +9855,7 @@
         <w:pStyle w:val="FirstParagraph"/>
       </w:pPr>
       <w:r>
-        <w:t xml:space="preserve">Bajo por el sendero de los percebeiros sin linterna. Me lo sé de memoria desde los ocho años. Tres sitios donde, si pisas mal, te vas. Los paso sin pensarlo, como se baja una escalera de casa.</w:t>
+        <w:t xml:space="preserve">Bajo por el sendero de los percebeiros sin linterna. Me lo sé de memoria desde los ocho años. Tres sitios donde, si pisas mal, te vas. Los paso sin pensarlo.</w:t>
       </w:r>
     </w:p>
     <w:p>
@@ -10504,7 +10504,7 @@
         <w:pStyle w:val="FirstParagraph"/>
       </w:pPr>
       <w:r>
-        <w:t xml:space="preserve">A la una, cuando respiraba ya despacio, me levanté.</w:t>
+        <w:t xml:space="preserve">A la una, cuando ya dormía, me levanté.</w:t>
       </w:r>
     </w:p>
     <w:p>
@@ -11350,7 +11350,7 @@
         <w:pStyle w:val="BodyText"/>
       </w:pPr>
       <w:r>
-        <w:t xml:space="preserve">Dibujar a alguien es tocarlo. Lo sé desde los nueve años. Pasas el lápiz por donde estaría tu mano. Recorres la línea del hombro como la recorrería un dedo, despacio, desde el cuello hasta el brazo, apretando un poco más en la curva. Sombreas el hueco de la clavícula con la yema, frotando, como se frota la piel de alguien para darle calor.</w:t>
+        <w:t xml:space="preserve">Dibujar a alguien es tocarlo. Lo sé desde los nueve años. Pasas el lápiz por donde estaría tu mano. Recorres la línea del hombro como la recorrería un dedo, desde el cuello hasta el brazo, apretando un poco más en la curva. Sombreas el hueco de la clavícula con la yema, frotando, como se frota la piel de alguien para darle calor.</w:t>
       </w:r>
     </w:p>
     <w:p>
@@ -11613,7 +11613,7 @@
         <w:pStyle w:val="BodyText"/>
       </w:pPr>
       <w:r>
-        <w:t xml:space="preserve">No me dolía la cabeza. Me quedé en casa con Elisa, que tenía catorce años y estaba en su cuarto con la puerta cerrada, como estaba siempre ya, y me senté en la ventana de la cocina a ver pasar el coche de Xan por la carretera de la costa.</w:t>
+        <w:t xml:space="preserve">No me dolía la cabeza. Me quedé en casa con Elisa, que tenía trece años y estaba en su cuarto con la puerta cerrada, como estaba siempre ya, y me senté en la ventana de la cocina a ver pasar el coche de Xan por la carretera de la costa.</w:t>
       </w:r>
     </w:p>
     <w:p>
@@ -12176,7 +12176,7 @@
         <w:t xml:space="preserve">aquí Lúa, sen novidade</w:t>
       </w:r>
       <w:r>
-        <w:t xml:space="preserve">, y yo respiraba otra vez, como quien sale del agua.</w:t>
+        <w:t xml:space="preserve">, y yo respiraba otra vez.</w:t>
       </w:r>
     </w:p>
     <w:p>
@@ -12410,7 +12410,7 @@
         <w:pStyle w:val="BodyText"/>
       </w:pPr>
       <w:r>
-        <w:t xml:space="preserve">Se levantó. Dejó la bota en el escalón. Vino hasta la mesa y apagó la emisora con un dedo, con mucho cuidado, como se cierra una puerta en una casa donde duerme alguien.</w:t>
+        <w:t xml:space="preserve">Se levantó. Dejó la bota en el escalón. Vino hasta la mesa y apagó la emisora con un dedo, con mucho cuidado.</w:t>
       </w:r>
     </w:p>
     <w:p>
@@ -12553,7 +12553,7 @@
         <w:pStyle w:val="BodyText"/>
       </w:pPr>
       <w:r>
-        <w:t xml:space="preserve">Me lo contó despacio, con cuidado, como se le cuentan las cosas a los enfermos. Que Álvaro la había llamado tres veces en dos semanas. Que estaba muy preocupado. Que era tan buen chico, Ada, tan educado, siempre le había caído tan bien. Que le había contado que yo no dormía. Que vivía sola en un faro, en el fin del mundo, sin hablar con nadie. Que me había encontrado en noviembre con un hombre que nadie sabía de dónde había salido. Un hombre que se parecía, me dijo, que se parecía exactamente, a los dibujos que yo hacía de pequeña. A los de los márgenes.</w:t>
+        <w:t xml:space="preserve">Me lo contó con cuidado, como se le cuentan las cosas a los enfermos. Que Álvaro la había llamado tres veces en dos semanas. Que estaba muy preocupado. Que era tan buen chico, Ada, tan educado, siempre le había caído tan bien. Que le había contado que yo no dormía. Que vivía sola en un faro, en el fin del mundo, sin hablar con nadie. Que me había encontrado en noviembre con un hombre que nadie sabía de dónde había salido. Un hombre que se parecía, me dijo, que se parecía exactamente, a los dibujos que yo hacía de pequeña. A los de los márgenes.</w:t>
       </w:r>
     </w:p>
     <w:p>
@@ -13018,7 +13018,7 @@
         <w:pStyle w:val="BodyText"/>
       </w:pPr>
       <w:r>
-        <w:t xml:space="preserve">Y pensé, con mucha claridad, como se piensan las cosas importantes:</w:t>
+        <w:t xml:space="preserve">Y pensé, con mucha claridad:</w:t>
       </w:r>
       <w:r>
         <w:t xml:space="preserve"> </w:t>
@@ -13514,7 +13514,7 @@
         <w:pStyle w:val="BodyText"/>
       </w:pPr>
       <w:r>
-        <w:t xml:space="preserve">La lámpara grande, la del centro, la de la funda de lona gris, estaba destapada y encendida. La lente giraba alrededor de ella despacio, con un zumbido muy bajo, como una colmena, y cada vez que pasaba, la luz me cruzaba el cuerpo y salía disparada por los cristales hacia el mar negro.</w:t>
+        <w:t xml:space="preserve">La lámpara grande, la del centro, la de la funda de lona gris, estaba destapada y encendida. La lente giraba alrededor de ella con un zumbido muy bajo, como una colmena, y cada vez que pasaba, la luz me cruzaba el cuerpo y salía disparada por los cristales hacia el mar negro.</w:t>
       </w:r>
     </w:p>
     <w:p>
@@ -13759,7 +13759,7 @@
         <w:pStyle w:val="BodyText"/>
       </w:pPr>
       <w:r>
-        <w:t xml:space="preserve">A veinte centímetros. De lado, de cara a mí, con una mano debajo de la mejilla, como duermen los niños. Respiraba despacio. La luz gris de antes del amanecer le daba en la cara y le hacía parecer más joven, más dibujado, como cuando lo terminé.</w:t>
+        <w:t xml:space="preserve">A veinte centímetros. De lado, de cara a mí, con una mano debajo de la mejilla, como duermen los niños. La luz gris de antes del amanecer le daba en la cara y le hacía parecer más joven, más dibujado, como cuando lo terminé.</w:t>
       </w:r>
     </w:p>
     <w:p>
@@ -13981,7 +13981,7 @@
         <w:pStyle w:val="BodyText"/>
       </w:pPr>
       <w:r>
-        <w:t xml:space="preserve">Y él no volvió a decir nada. Me acarició el pelo hasta que se hizo de día del todo, despacio, con la mano de las durezas, y luego se levantó, se puso las botas en el escalón y se fue a las rocas.</w:t>
+        <w:t xml:space="preserve">Y él no volvió a decir nada. Me acarició el pelo hasta que se hizo de día del todo, con la mano de las durezas, y luego se levantó, se puso las botas en el escalón y se fue a las rocas.</w:t>
       </w:r>
     </w:p>
     <w:p>
@@ -14271,7 +14271,7 @@
         <w:t xml:space="preserve"> </w:t>
       </w:r>
       <w:r>
-        <w:t xml:space="preserve">Y me di cuenta de que me la estaba devolviendo. La palabra que yo le había dicho al guardia de las gafas para no darle ni una línea de mi vida, él me la devolvía ahora con un sello de notario, como quien devuelve un regalo envenenado envuelto en papel bueno.</w:t>
+        <w:t xml:space="preserve">Y me di cuenta de que me la estaba devolviendo. La palabra que yo le había dicho al guardia de las gafas para no darle ni una línea de mi vida, él me la devolvía ahora con un sello de notario.</w:t>
       </w:r>
     </w:p>
     <w:p>
@@ -14570,7 +14570,7 @@
         <w:pStyle w:val="BodyText"/>
       </w:pPr>
       <w:r>
-        <w:t xml:space="preserve">Y yo le conté lo mío. No todo. Lo del folio. El horizonte. El lápiz afilado sin virutas. Lo dije en voz muy baja, como se confiesan las cosas en una iglesia vacía, y él escuchó sin parpadear, sin decirme que estaba loca, sin decirme que era la escuma.</w:t>
+        <w:t xml:space="preserve">Y yo le conté lo mío. No todo. Lo del folio. El horizonte. El lápiz afilado sin virutas. Lo dije en voz muy baja, y él escuchó sin parpadear, sin decirme que estaba loca, sin decirme que era la escuma.</w:t>
       </w:r>
     </w:p>
     <w:p>
@@ -14673,7 +14673,7 @@
         <w:pStyle w:val="BodyText"/>
       </w:pPr>
       <w:r>
-        <w:t xml:space="preserve">Los cerró un segundo, apretados, como cierra los ojos un niño al que le van a poner una inyección. Y cuando los abrió, ya había retirado la mano. Despacio. Sin brusquedad. La había llevado a la manilla de la puerta.</w:t>
+        <w:t xml:space="preserve">Los cerró un segundo, apretados, como cierra los ojos un niño al que le van a poner una inyección. Y cuando los abrió, ya había retirado la mano. Sin brusquedad. La había llevado a la manilla de la puerta.</w:t>
       </w:r>
     </w:p>
     <w:p>
@@ -15267,7 +15267,7 @@
         <w:pStyle w:val="BodyText"/>
       </w:pPr>
       <w:r>
-        <w:t xml:space="preserve">Estoy ahí. Con la barba de tres días y las ojeras de las noches sin dormir y el pelo más largo que en la página del martes. Con las manos dibujadas despacio, los dedos largos, los nudillos, la cicatriz pequeña del alambre. Y en el dorso de la derecha, entre el pulgar y el índice, una media luna.</w:t>
+        <w:t xml:space="preserve">Estoy ahí. Con la barba de tres días y las ojeras de las noches sin dormir y el pelo más largo que en la página del martes. Con las manos bien dibujadas, los dedos largos, los nudillos, la cicatriz pequeña del alambre. Y en el dorso de la derecha, entre el pulgar y el índice, una media luna.</w:t>
       </w:r>
     </w:p>
     <w:p>
@@ -16456,7 +16456,7 @@
         <w:pStyle w:val="BodyText"/>
       </w:pPr>
       <w:r>
-        <w:t xml:space="preserve">Y lo entendí todo de golpe, como se entienden las cosas que llevan mucho tiempo esperando a que las mires.</w:t>
+        <w:t xml:space="preserve">Y lo entendí todo de golpe.</w:t>
       </w:r>
     </w:p>
     <w:p>
@@ -16547,7 +16547,7 @@
         <w:pStyle w:val="FirstParagraph"/>
       </w:pPr>
       <w:r>
-        <w:t xml:space="preserve">Brais se levantó. Despacio. Se miró las manos.</w:t>
+        <w:t xml:space="preserve">Brais se levantó. Se miró las manos.</w:t>
       </w:r>
     </w:p>
     <w:p>
@@ -16728,7 +16728,7 @@
         <w:pStyle w:val="BodyText"/>
       </w:pPr>
       <w:r>
-        <w:t xml:space="preserve">Vi a mi nieta cruzar el muelle sola, despacio, con los brazos pegados al cuerpo. Vi al de Madrid cogerla del brazo. Vi a Brais cruzar los veinte metros sin correr.</w:t>
+        <w:t xml:space="preserve">Vi a mi nieta cruzar el muelle sola, con los brazos pegados al cuerpo. Vi al de Madrid cogerla del brazo. Vi a Brais cruzar los veinte metros sin correr.</w:t>
       </w:r>
     </w:p>
     <w:p>
@@ -16951,7 +16951,7 @@
         <w:pStyle w:val="BodyText"/>
       </w:pPr>
       <w:r>
-        <w:t xml:space="preserve">Y luego, despacio, como se dicen las cosas que se han ensayado muchas noches y aun así salen distintas:</w:t>
+        <w:t xml:space="preserve">Y luego, como se dicen las cosas que se han ensayado muchas noches y aun así salen distintas:</w:t>
       </w:r>
     </w:p>
     <w:p>
@@ -17404,7 +17404,7 @@
         <w:pStyle w:val="BodyText"/>
       </w:pPr>
       <w:r>
-        <w:t xml:space="preserve">—Bajé al cruce a las once y media, a verte subir a la furgoneta. —Habló despacio, como quien da el parte de la mar—. Volví a las doce y media. La mesa estaba vacía. A la una bajé a la bodega a por las botas. Cuando subí, estaba así.</w:t>
+        <w:t xml:space="preserve">—Bajé al cruce a las once y media, a verte subir a la furgoneta. —Habló como quien da el parte de la mar—. Volví a las doce y media. La mesa estaba vacía. A la una bajé a la bodega a por las botas. Cuando subí, estaba así.</w:t>
       </w:r>
     </w:p>
     <w:p>
@@ -18545,7 +18545,7 @@
         <w:pStyle w:val="BodyText"/>
       </w:pPr>
       <w:r>
-        <w:t xml:space="preserve">Cuando se incorporó me vio. No se sorprendió. Supongo que me esperaba. Supongo que llevaba un día entero esperándome, como se espera un golpe que te has ganado.</w:t>
+        <w:t xml:space="preserve">Cuando se incorporó me vio. No se sorprendió. Supongo que me esperaba. Supongo que llevaba un día entero esperándome.</w:t>
       </w:r>
     </w:p>
     <w:p>
@@ -18910,7 +18910,7 @@
         <w:pStyle w:val="BodyText"/>
       </w:pPr>
       <w:r>
-        <w:t xml:space="preserve">Brais tardó en entenderlo. Cuando lo entendió, asintió despacio.</w:t>
+        <w:t xml:space="preserve">Brais tardó en entenderlo. Cuando lo entendió, asintió.</w:t>
       </w:r>
     </w:p>
     <w:p>
@@ -19387,7 +19387,7 @@
         <w:pStyle w:val="BodyText"/>
       </w:pPr>
       <w:r>
-        <w:t xml:space="preserve">No dije dónde, ni cuándo, ni qué. Lo pregunté como se tira una piedra a un pozo.</w:t>
+        <w:t xml:space="preserve">No dije dónde, ni cuándo, ni qué. Lo pregunté así, a ciegas.</w:t>
       </w:r>
     </w:p>
     <w:p>
@@ -20367,7 +20367,7 @@
         <w:pStyle w:val="BodyText"/>
       </w:pPr>
       <w:r>
-        <w:t xml:space="preserve">No dijimos nada. Ya lo habíamos dicho todo en la galería y en el suelo de la cocina y en dos días de mirarnos sin decirnos nada. Ella se quitó el jersey por la cabeza, con los brazos cruzados, como se quitan los jerseys las mujeres, y debajo no tenía nada. Se quedó quieta delante de mí. Con el pelo revuelto del jersey. Con la piel de gallina en los brazos.</w:t>
+        <w:t xml:space="preserve">No dijimos nada. Ya lo habíamos dicho todo en la galería y en el suelo de la cocina y en dos días de mirarnos sin decirnos nada. Ella se quitó el jersey por la cabeza, con los brazos cruzados, y debajo no tenía nada. Se quedó quieta delante de mí. Con el pelo revuelto del jersey. Con la piel de gallina en los brazos.</w:t>
       </w:r>
     </w:p>
     <w:p>
@@ -20462,7 +20462,7 @@
         <w:pStyle w:val="BodyText"/>
       </w:pPr>
       <w:r>
-        <w:t xml:space="preserve">No sé cuánto tiempo estuve. No lo conté. Me acuerdo de su sabor, que es de sal y de otra cosa que no tiene nombre. Me acuerdo de cómo se le fueron cerrando los muslos alrededor de mi cara, despacio, y de cómo la mano del pelo dejó de ser barandilla y se convirtió en otra cosa. Me acuerdo de que dijo mi nombre. Muy bajo, partido en dos, como lo dijo la primera vez, la noche que yo no sabía todavía que era un nombre.</w:t>
+        <w:t xml:space="preserve">No sé cuánto tiempo estuve. No lo conté. Me acuerdo de su sabor, que es de sal y de otra cosa que no tiene nombre. Me acuerdo de cómo se le fueron cerrando los muslos alrededor de mi cara, y de cómo la mano del pelo dejó de ser barandilla y se convirtió en otra cosa. Me acuerdo de que dijo mi nombre. Muy bajo, partido en dos, como lo dijo la primera vez, la noche que yo no sabía todavía que era un nombre.</w:t>
       </w:r>
     </w:p>
     <w:p>
@@ -21285,7 +21285,7 @@
         <w:pStyle w:val="FirstParagraph"/>
       </w:pPr>
       <w:r>
-        <w:t xml:space="preserve">Cuando me di la vuelta, Brais ya no estaba en el noray. Estaba en su barco, soltando amarras, de espaldas. Arrancó el motor. Salió del puerto despacio, sin mirar atrás, con la proa hacia la punta.</w:t>
+        <w:t xml:space="preserve">Cuando me di la vuelta, Brais ya no estaba en el noray. Estaba en su barco, soltando amarras, de espaldas. Arrancó el motor. Salió del puerto sin mirar atrás, con la proa hacia la punta.</w:t>
       </w:r>
     </w:p>
     <w:p>
@@ -21494,7 +21494,7 @@
         <w:pStyle w:val="BodyText"/>
       </w:pPr>
       <w:r>
-        <w:t xml:space="preserve">Y me di cuenta de que lo estaba esperando. Al de arriba. Que por primera vez desde octubre estaba sola en el faro, sin Julian, sin Brais subiendo a arreglar la bomba, sin nadie, y que lo estaba esperando como se espera a alguien que llega tarde. Con miedo. Y con otra cosa debajo del miedo que no quise mirar.</w:t>
+        <w:t xml:space="preserve">Y me di cuenta de que lo estaba esperando. Al de arriba. Que por primera vez desde octubre estaba sola en el faro, sin Julian, sin Brais subiendo a arreglar la bomba, sin nadie, y que lo estaba esperando. Con miedo. Y con otra cosa debajo del miedo que no quise mirar.</w:t>
       </w:r>
     </w:p>
     <w:p>
@@ -21636,7 +21636,7 @@
         <w:pStyle w:val="BodyText"/>
       </w:pPr>
       <w:r>
-        <w:t xml:space="preserve">Y se volvió a la cocina a remover el caldo, como quien ha dicho todo lo que había que decir.</w:t>
+        <w:t xml:space="preserve">Y se volvió a la cocina a remover el caldo.</w:t>
       </w:r>
     </w:p>
     <w:p>
@@ -21737,6 +21737,38 @@
         <w:pStyle w:val="BodyText"/>
       </w:pPr>
       <w:r>
+        <w:t xml:space="preserve">Y era la idea más cómoda que había tenido en mi vida. Si las ganas no eran mías, la culpa tampoco. Me absolvía de todo, y me quitaba todo de paso: el</w:t>
+      </w:r>
+      <w:r>
+        <w:t xml:space="preserve"> </w:t>
+      </w:r>
+      <w:r>
+        <w:rPr>
+          <w:iCs/>
+          <w:i/>
+        </w:rPr>
+        <w:t xml:space="preserve">no</w:t>
+      </w:r>
+      <w:r>
+        <w:t xml:space="preserve"> </w:t>
+      </w:r>
+      <w:r>
+        <w:t xml:space="preserve">del muelle, la cuesta, la palabra que taché en el cuartel.</w:t>
+      </w:r>
+    </w:p>
+    <w:p>
+      <w:pPr>
+        <w:pStyle w:val="BodyText"/>
+      </w:pPr>
+      <w:r>
+        <w:t xml:space="preserve">Por eso no me la creí del todo. Hay consuelos que se reconocen porque llegan demasiado a tiempo.</w:t>
+      </w:r>
+    </w:p>
+    <w:p>
+      <w:pPr>
+        <w:pStyle w:val="BodyText"/>
+      </w:pPr>
+      <w:r>
         <w:t xml:space="preserve">Y si eso era así, ninguna respuesta me iba a servir. Ni la de mi abuela. Ni la mía. Porque no se puede saber si quisiste a alguien cuando no sabes con qué corazón lo deseaste.</w:t>
       </w:r>
     </w:p>
@@ -21884,10 +21916,7 @@
         <w:t xml:space="preserve">ya estás aquí</w:t>
       </w:r>
       <w:r>
-        <w:t xml:space="preserve"> </w:t>
-      </w:r>
-      <w:r>
-        <w:t xml:space="preserve">como se piensa de alguien que entra en la cocina sin llamar.</w:t>
+        <w:t xml:space="preserve">.</w:t>
       </w:r>
     </w:p>
     <w:p>
@@ -22268,31 +22297,15 @@
         <w:pStyle w:val="BodyText"/>
       </w:pPr>
       <w:r>
-        <w:t xml:space="preserve">Eso es lo que no le he contado a nadie. Ni a mi abuela. Ni a Lucía.</w:t>
-      </w:r>
-    </w:p>
-    <w:p>
-      <w:pPr>
-        <w:pStyle w:val="BodyText"/>
-      </w:pPr>
-      <w:r>
-        <w:t xml:space="preserve">Que no tuve miedo.</w:t>
-      </w:r>
-    </w:p>
-    <w:p>
-      <w:pPr>
-        <w:pStyle w:val="BodyText"/>
-      </w:pPr>
-      <w:r>
-        <w:t xml:space="preserve">Que miré el dibujo de mi espalda desnuda, hecho por algo que no tiene manos, desde un sitio donde no se puede estar, y que lo primero que sentí, antes que nada, antes del frío, antes de pensar, fue que alguien me había mirado dormir con muchísimo cuidado.</w:t>
-      </w:r>
-    </w:p>
-    <w:p>
-      <w:pPr>
-        <w:pStyle w:val="BodyText"/>
-      </w:pPr>
-      <w:r>
-        <w:t xml:space="preserve">Y que me gustó.</w:t>
+        <w:t xml:space="preserve">Miré el dibujo de mi espalda desnuda, hecho por algo que no tiene manos, desde un sitio donde no se puede estar, y lo primero que sentí, antes que nada, antes del frío, antes de pensar, fue que alguien me había mirado dormir con muchísimo cuidado.</w:t>
+      </w:r>
+    </w:p>
+    <w:p>
+      <w:pPr>
+        <w:pStyle w:val="BodyText"/>
+      </w:pPr>
+      <w:r>
+        <w:t xml:space="preserve">Y me gustó.</w:t>
       </w:r>
     </w:p>
     <w:bookmarkEnd w:id="75"/>
